--- a/Piaui/2026/Julho/Relatorios/2EM_LP/Relatorio_Tecnico_2EM_LP_S3_TCM_TRI.docx
+++ b/Piaui/2026/Julho/Relatorios/2EM_LP/Relatorio_Tecnico_2EM_LP_S3_TCM_TRI.docx
@@ -111,7 +111,7 @@
           <w:color w:val="5F6B76"/>
           <w:sz w:val="20"/>
         </w:rPr>
-        <w:t>20 de julho de 2026</w:t>
+        <w:t>21 de julho de 2026</w:t>
       </w:r>
     </w:p>
     <w:p>
